--- a/docs/phase2/acknowledgments.docx
+++ b/docs/phase2/acknowledgments.docx
@@ -33,13 +33,37 @@
         <w:rPr>
           <w:color w:val="0F1115"/>
         </w:rPr>
-        <w:t xml:space="preserve">During the analysis of the database, I met with Professor </w:t>
+        <w:t xml:space="preserve">During the analysis of the database, I </w:t>
+      </w:r>
+      <w:r>
+        <w:rPr>
+          <w:color w:val="0F1115"/>
+        </w:rPr>
+        <w:t>(Roumaysae</w:t>
+      </w:r>
+      <w:r>
+        <w:rPr>
+          <w:color w:val="0F1115"/>
+        </w:rPr>
+        <w:t xml:space="preserve"> Jerari) </w:t>
+      </w:r>
+      <w:r>
+        <w:rPr>
+          <w:color w:val="0F1115"/>
+        </w:rPr>
+        <w:t xml:space="preserve">met with Professor </w:t>
       </w:r>
       <w:r>
         <w:rPr>
           <w:color w:val="0F1115"/>
         </w:rPr>
         <w:t>Edward Weber</w:t>
+      </w:r>
+      <w:r>
+        <w:rPr>
+          <w:color w:val="0F1115"/>
+        </w:rPr>
+        <w:t>,</w:t>
       </w:r>
       <w:r>
         <w:rPr>
@@ -85,7 +109,31 @@
         <w:rPr>
           <w:color w:val="0F1115"/>
         </w:rPr>
-        <w:t xml:space="preserve">The most helpful idea discussed that our team hadn't paid attention to was the fact that scanning a receipt would be challenging. Receipts often contain different items that are not categorized, and most use abbreviations and article codes that must be read correctly in the code in order to store them in the database. Professor </w:t>
+        <w:t>The most helpful idea discussed that our team hadn't paid attention to</w:t>
+      </w:r>
+      <w:r>
+        <w:rPr>
+          <w:color w:val="0F1115"/>
+        </w:rPr>
+        <w:t>,</w:t>
+      </w:r>
+      <w:r>
+        <w:rPr>
+          <w:color w:val="0F1115"/>
+        </w:rPr>
+        <w:t xml:space="preserve"> was the fact that scanning a receipt would be challenging. Receipts often contain different items that are not categorized, and most use abbreviations and article codes that must be read correctly in the code </w:t>
+      </w:r>
+      <w:r>
+        <w:rPr>
+          <w:color w:val="0F1115"/>
+        </w:rPr>
+        <w:t>to</w:t>
+      </w:r>
+      <w:r>
+        <w:rPr>
+          <w:color w:val="0F1115"/>
+        </w:rPr>
+        <w:t xml:space="preserve"> store them in the database. Professor </w:t>
       </w:r>
       <w:r>
         <w:rPr>
@@ -149,7 +197,67 @@
         <w:rPr>
           <w:color w:val="0F1115"/>
         </w:rPr>
-        <w:t>CPT-200-H41-System. Anly. Design-Capstone-Spring 2026 to express our challenges. He was extremely helpful by suggesting one of the most powerful AI tools to scan the receipt. He didn't stop there</w:t>
+        <w:t xml:space="preserve">CPT-200-H41-System. Anly. Design-Capstone-Spring 2026 to </w:t>
+      </w:r>
+      <w:r>
+        <w:rPr>
+          <w:color w:val="0F1115"/>
+        </w:rPr>
+        <w:t>discuss</w:t>
+      </w:r>
+      <w:r>
+        <w:rPr>
+          <w:color w:val="0F1115"/>
+        </w:rPr>
+        <w:t xml:space="preserve"> our challenges. </w:t>
+      </w:r>
+      <w:r>
+        <w:rPr>
+          <w:color w:val="0F1115"/>
+        </w:rPr>
+        <w:t>Professor</w:t>
+      </w:r>
+      <w:r>
+        <w:rPr>
+          <w:color w:val="0F1115"/>
+        </w:rPr>
+        <w:t xml:space="preserve"> </w:t>
+      </w:r>
+      <w:r>
+        <w:rPr>
+          <w:color w:val="0F1115"/>
+        </w:rPr>
+        <w:t xml:space="preserve">Wang </w:t>
+      </w:r>
+      <w:r>
+        <w:rPr>
+          <w:color w:val="0F1115"/>
+        </w:rPr>
+        <w:t xml:space="preserve">was extremely helpful by suggesting one of the most powerful AI tools to scan the receipt. </w:t>
+      </w:r>
+      <w:r>
+        <w:rPr>
+          <w:color w:val="0F1115"/>
+        </w:rPr>
+        <w:t>Professor</w:t>
+      </w:r>
+      <w:r>
+        <w:rPr>
+          <w:color w:val="0F1115"/>
+        </w:rPr>
+        <w:t xml:space="preserve"> </w:t>
+      </w:r>
+      <w:r>
+        <w:rPr>
+          <w:color w:val="0F1115"/>
+        </w:rPr>
+        <w:t xml:space="preserve">Wang </w:t>
+      </w:r>
+      <w:r>
+        <w:rPr>
+          <w:color w:val="0F1115"/>
+        </w:rPr>
+        <w:t>didn't stop there</w:t>
       </w:r>
       <w:r>
         <w:rPr>
